--- a/docs/reference/2026-jun-aug/14-codebase-audit-snapshot.md.docx
+++ b/docs/reference/2026-jun-aug/14-codebase-audit-snapshot.md.docx
@@ -7,7 +7,7 @@
         <w:pStyle w:val="Heading1"/>
         <w:rPr/>
       </w:pPr>
-      <w:bookmarkStart w:colFirst="0" w:colLast="0" w:name="_h49lsvcaljkk" w:id="0"/>
+      <w:bookmarkStart w:colFirst="0" w:colLast="0" w:name="_s0ssrrme2vft" w:id="0"/>
       <w:bookmarkEnd w:id="0"/>
       <w:r>
         <w:rPr>
@@ -84,7 +84,7 @@
         <w:pStyle w:val="Heading2"/>
         <w:rPr/>
       </w:pPr>
-      <w:bookmarkStart w:colFirst="0" w:colLast="0" w:name="_rp4q1oi6v3au" w:id="1"/>
+      <w:bookmarkStart w:colFirst="0" w:colLast="0" w:name="_kdgj1ch8xr9a" w:id="1"/>
       <w:bookmarkEnd w:id="1"/>
       <w:r>
         <w:rPr>
@@ -548,7 +548,7 @@
         <w:pStyle w:val="Heading2"/>
         <w:rPr/>
       </w:pPr>
-      <w:bookmarkStart w:colFirst="0" w:colLast="0" w:name="_2kt6ax23trg7" w:id="2"/>
+      <w:bookmarkStart w:colFirst="0" w:colLast="0" w:name="_8tbssr84ixor" w:id="2"/>
       <w:bookmarkEnd w:id="2"/>
       <w:r>
         <w:rPr>
@@ -1222,7 +1222,7 @@
         <w:pStyle w:val="Heading2"/>
         <w:rPr/>
       </w:pPr>
-      <w:bookmarkStart w:colFirst="0" w:colLast="0" w:name="_i3efqsoyl648" w:id="3"/>
+      <w:bookmarkStart w:colFirst="0" w:colLast="0" w:name="_jkr8xjnv5ztp" w:id="3"/>
       <w:bookmarkEnd w:id="3"/>
       <w:r>
         <w:rPr>
@@ -2635,7 +2635,7 @@
         <w:pStyle w:val="Heading2"/>
         <w:rPr/>
       </w:pPr>
-      <w:bookmarkStart w:colFirst="0" w:colLast="0" w:name="_pdmb2wwvyoxd" w:id="4"/>
+      <w:bookmarkStart w:colFirst="0" w:colLast="0" w:name="_jmj1ud53q3or" w:id="4"/>
       <w:bookmarkEnd w:id="4"/>
       <w:r>
         <w:rPr>
@@ -3276,7 +3276,7 @@
         <w:pStyle w:val="Heading2"/>
         <w:rPr/>
       </w:pPr>
-      <w:bookmarkStart w:colFirst="0" w:colLast="0" w:name="_edwjp42792dg" w:id="5"/>
+      <w:bookmarkStart w:colFirst="0" w:colLast="0" w:name="_ky4ejhh1kep7" w:id="5"/>
       <w:bookmarkEnd w:id="5"/>
       <w:r>
         <w:rPr>
@@ -3768,7 +3768,7 @@
         <w:pStyle w:val="Heading2"/>
         <w:rPr/>
       </w:pPr>
-      <w:bookmarkStart w:colFirst="0" w:colLast="0" w:name="_o2uul6ibt3o4" w:id="6"/>
+      <w:bookmarkStart w:colFirst="0" w:colLast="0" w:name="_3czhjqodo5ka" w:id="6"/>
       <w:bookmarkEnd w:id="6"/>
       <w:r>
         <w:rPr>
@@ -4880,7 +4880,7 @@
         <w:pStyle w:val="Heading2"/>
         <w:rPr/>
       </w:pPr>
-      <w:bookmarkStart w:colFirst="0" w:colLast="0" w:name="_tqplpos98wf" w:id="7"/>
+      <w:bookmarkStart w:colFirst="0" w:colLast="0" w:name="_pcr6078to9ox" w:id="7"/>
       <w:bookmarkEnd w:id="7"/>
       <w:r>
         <w:rPr>
@@ -4928,7 +4928,7 @@
         <w:pStyle w:val="Heading3"/>
         <w:rPr/>
       </w:pPr>
-      <w:bookmarkStart w:colFirst="0" w:colLast="0" w:name="_2uj1esvvw9zg" w:id="8"/>
+      <w:bookmarkStart w:colFirst="0" w:colLast="0" w:name="_47b8f2dinz2t" w:id="8"/>
       <w:bookmarkEnd w:id="8"/>
       <w:r>
         <w:rPr>
@@ -5725,7 +5725,7 @@
         <w:pStyle w:val="Heading2"/>
         <w:rPr/>
       </w:pPr>
-      <w:bookmarkStart w:colFirst="0" w:colLast="0" w:name="_9z187y8zb8o5" w:id="9"/>
+      <w:bookmarkStart w:colFirst="0" w:colLast="0" w:name="_2r2e9ej8x2wq" w:id="9"/>
       <w:bookmarkEnd w:id="9"/>
       <w:r>
         <w:rPr>
@@ -6172,7 +6172,7 @@
         <w:pStyle w:val="Heading2"/>
         <w:rPr/>
       </w:pPr>
-      <w:bookmarkStart w:colFirst="0" w:colLast="0" w:name="_1qd0x9tt578d" w:id="10"/>
+      <w:bookmarkStart w:colFirst="0" w:colLast="0" w:name="_qjgx5s9g571f" w:id="10"/>
       <w:bookmarkEnd w:id="10"/>
       <w:r>
         <w:rPr>
@@ -7243,7 +7243,7 @@
         <w:pStyle w:val="Heading2"/>
         <w:rPr/>
       </w:pPr>
-      <w:bookmarkStart w:colFirst="0" w:colLast="0" w:name="_tjxn1twzf3m7" w:id="11"/>
+      <w:bookmarkStart w:colFirst="0" w:colLast="0" w:name="_1mi22ddioic7" w:id="11"/>
       <w:bookmarkEnd w:id="11"/>
       <w:r>
         <w:rPr>
@@ -7726,7 +7726,7 @@
         <w:pStyle w:val="Heading2"/>
         <w:rPr/>
       </w:pPr>
-      <w:bookmarkStart w:colFirst="0" w:colLast="0" w:name="_bosbglfqx396" w:id="12"/>
+      <w:bookmarkStart w:colFirst="0" w:colLast="0" w:name="_z8etnxw6kfdp" w:id="12"/>
       <w:bookmarkEnd w:id="12"/>
       <w:r>
         <w:rPr>
@@ -7742,6 +7742,7 @@
           <w:numId w:val="1"/>
         </w:numPr>
         <w:ind w:left="720" w:hanging="360"/>
+        <w:rPr/>
       </w:pPr>
       <w:r>
         <w:rPr>
@@ -7792,6 +7793,7 @@
           <w:numId w:val="1"/>
         </w:numPr>
         <w:ind w:left="720" w:hanging="360"/>
+        <w:rPr/>
       </w:pPr>
       <w:r>
         <w:rPr>
@@ -7871,6 +7873,7 @@
           <w:numId w:val="1"/>
         </w:numPr>
         <w:ind w:left="720" w:hanging="360"/>
+        <w:rPr/>
       </w:pPr>
       <w:r>
         <w:rPr>
